--- a/testakten/robotikrecht-roboterflotte-vellbruck-muenchen/53_abschlussvermerk_offene_fragen.docx
+++ b/testakten/robotikrecht-roboterflotte-vellbruck-muenchen/53_abschlussvermerk_offene_fragen.docx
@@ -37,7 +37,7 @@
         <w:jc w:val="left"/>
       </w:pPr>
       <w:r>
-        <w:t>Dieses Aktenstück betrifft Lücken, nächste Schritte. Es ist nicht abschließend freigegeben. Die technische Seite spricht in Versionen, Tickets und Parametern; die rechtliche Seite muss daraus Rollen, Zweckbestimmung, Pflichtenkreis und Beweisrisiko bilden.</w:t>
+        <w:t>Dieser Vermerk zieht den Zwischenstand der Akte zum 21.06.2026 und listet die offenen Punkte mit Verantwortlichen und Terminen. Er ist die Grundlage für die nächste Krisenstabssitzung.</w:t>
       </w:r>
     </w:p>
     <w:p>
@@ -56,13 +56,7 @@
         <w:pStyle w:val="ListBullet"/>
       </w:pPr>
       <w:r>
-        <w:rPr>
-          <w:b/>
-        </w:rPr>
-        <w:t>Lücken:</w:t>
-      </w:r>
-      <w:r>
-        <w:t xml:space="preserve"> Die Akte enthält hierzu widersprüchliche Hinweise. Für die rechtliche Bewertung muss geklärt werden, ob die Aussage aus Vertrag, Anleitung, Produktakte, Marketing, Logdaten oder nachträglicher Krisenkommunikation stammt.</w:t>
+        <w:t>Lücken: Die beiden beweiskritischen Lücken bleiben Kontenzuordnung und Loglücke; ohne sie lässt sich die Verursachungsfrage nicht abschließen.</w:t>
       </w:r>
     </w:p>
     <w:p>
@@ -70,13 +64,7 @@
         <w:pStyle w:val="ListBullet"/>
       </w:pPr>
       <w:r>
-        <w:rPr>
-          <w:b/>
-        </w:rPr>
-        <w:t>nächste Schritte:</w:t>
-      </w:r>
-      <w:r>
-        <w:t xml:space="preserve"> Die Akte enthält hierzu widersprüchliche Hinweise. Für die rechtliche Bewertung muss geklärt werden, ob die Aussage aus Vertrag, Anleitung, Produktakte, Marketing, Logdaten oder nachträglicher Krisenkommunikation stammt.</w:t>
+        <w:t>nächste Schritte: Priorität der Reihenfolge: Reproduktionstest-Ergebnis, dann Optionsentscheidung der Geschäftsführung, dann Vergleichs- und Deckungsgespräche.</w:t>
       </w:r>
     </w:p>
     <w:p>
@@ -95,7 +83,7 @@
         <w:jc w:val="left"/>
       </w:pPr>
       <w:r>
-        <w:t>Die Unterlage ist bewusst nicht glatt: Vertrieb, Technik, Datenschutz, Qualitätssicherung und Geschäftsführung verwenden nicht immer dieselben Produktnamen. Gerade daraus entsteht das juristische Problem, weil Zweckbestimmung, tatsächliche Nutzung, Werbeaussage und Updatepraxis auseinanderlaufen.</w:t>
+        <w:t>Erledigt sind: Sicherung der Logdaten, Sperrung des Admin-Menüs bei allen elf Flottenkunden, Deaktivierung der Indikatorfunktionen im Pflegepilot, fristgerechte Behördenantwort mit Nachlieferungsplan.</w:t>
       </w:r>
     </w:p>
     <w:p>
@@ -103,23 +91,7 @@
         <w:jc w:val="left"/>
       </w:pPr>
       <w:r>
-        <w:t>Für die rechtliche Bewertung müssen die technischen Annahmen jeweils mit der Produktakte abgeglichen werden. Eine Risikobeurteilung, die nur den Laborzustand beschreibt, trägt den Pilotbetrieb im Lager oder im Pflegezimmer nicht automatisch.</w:t>
-      </w:r>
-    </w:p>
-    <w:p>
-      <w:pPr>
-        <w:jc w:val="left"/>
-      </w:pPr>
-      <w:r>
-        <w:t>Die Akte enthält mehrere Spuren, die sich gegenseitig widersprechen: Der Betreiber spricht von einem autonomen Flottensystem, die CE-Unterlage von einem assistierten Transportmittel, die Marketingfolien von lernender Umgebungserkennung und die Bedienungsanleitung von festen Sicherheitszonen.</w:t>
-      </w:r>
-    </w:p>
-    <w:p>
-      <w:pPr>
-        <w:jc w:val="left"/>
-      </w:pPr>
-      <w:r>
-        <w:t>Die Kanzlei soll keine finale technische Konformität bescheinigen, sondern entscheiden, welche Unterlagen fehlen, welche Sofortmaßnahmen nötig sind und welche Aussagen gegenüber Behörde, Kunden, Versicherer und Betroffenen vertretbar sind.</w:t>
+        <w:t>Offen sind: Kontenzuordnung remote-admin (Betreiberantwort überfällig), Loglücke 08:52 bis 08:58 Uhr (Gutachterauftrag läuft), Validierungsbericht Patch 2.7.1 Stufe 3, überarbeitete DSFA-Zustellung an die Klinik, Deckungsentscheidung des Versicherers.</w:t>
       </w:r>
     </w:p>
     <w:p>
@@ -138,10 +110,7 @@
         <w:pStyle w:val="Heading3"/>
       </w:pPr>
       <w:r>
-        <w:rPr>
-          <w:rFonts w:ascii="Times New Roman" w:hAnsi="Times New Roman"/>
-        </w:rPr>
-        <w:t>Punkt 1</w:t>
+        <w:t>Lücken</w:t>
       </w:r>
     </w:p>
     <w:p>
@@ -149,7 +118,15 @@
         <w:jc w:val="left"/>
       </w:pPr>
       <w:r>
-        <w:t>Im Gespräch mit Leonie Rottkamp, Bertram Kiendl und Jasper Rodenwald wurde deutlich, dass die Produktlinie nicht mit einer einzigen rechtlichen Schublade erfasst werden kann. Die Vellbruck Robotics GmbH liefert Hardware, Steuerungssoftware, Cloudfunktionen, Wartung und gelegentlich eine kundenspezifische Parametrisierung. Beim Betreiber Münchner Feinlogistik GmbH wurden Schutzfelder verändert, ohne dass klar ist, ob dies vom Admin-Panel gedeckt oder nur technisch möglich war. Der Pflegepilot im St.-Ludgerus-Klinikum München-Sendling verschärft die Lage, weil dort Sensorik, vulnerable Personen und medizinische Nähe zusammentreffen.</w:t>
+        <w:t>Für die Kontenzuordnung wird nach Fristablauf ein förmliches Auskunftsverlangen gestellt; die Loglücke bewertet der Gutachter im Zwischenbericht bis 30.06.2026.</w:t>
+      </w:r>
+    </w:p>
+    <w:p>
+      <w:pPr>
+        <w:pStyle w:val="Heading3"/>
+      </w:pPr>
+      <w:r>
+        <w:t>nächste Schritte</w:t>
       </w:r>
     </w:p>
     <w:p>
@@ -157,169 +134,7 @@
         <w:jc w:val="left"/>
       </w:pPr>
       <w:r>
-        <w:t>Für die anwaltliche Bearbeitung sollte zu diesem Punkt eine Belegspur angelegt werden: Dokument, Version, Datum, Verfasser, technische Quelle, rechtliche Relevanz und offene Rückfrage. Besonders gefährlich sind Formulierungen wie „selbstlernend“, „voll autonom“, „MDR-ready“, „sicher ohne Schutzzaun“ oder „keine personenbezogenen Daten“, wenn die technische Dokumentation das nicht trägt.</w:t>
-      </w:r>
-    </w:p>
-    <w:p>
-      <w:pPr>
-        <w:pStyle w:val="Heading3"/>
-      </w:pPr>
-      <w:r>
-        <w:rPr>
-          <w:rFonts w:ascii="Times New Roman" w:hAnsi="Times New Roman"/>
-        </w:rPr>
-        <w:t>Punkt 2</w:t>
-      </w:r>
-    </w:p>
-    <w:p>
-      <w:pPr>
-        <w:jc w:val="left"/>
-      </w:pPr>
-      <w:r>
-        <w:t>Im Gespräch mit Leonie Rottkamp, Bertram Kiendl und Jasper Rodenwald wurde deutlich, dass die Produktlinie nicht mit einer einzigen rechtlichen Schublade erfasst werden kann. Die Vellbruck Robotics GmbH liefert Hardware, Steuerungssoftware, Cloudfunktionen, Wartung und gelegentlich eine kundenspezifische Parametrisierung. Beim Betreiber Münchner Feinlogistik GmbH wurden Schutzfelder verändert, ohne dass klar ist, ob dies vom Admin-Panel gedeckt oder nur technisch möglich war. Der Pflegepilot im St.-Ludgerus-Klinikum München-Sendling verschärft die Lage, weil dort Sensorik, vulnerable Personen und medizinische Nähe zusammentreffen.</w:t>
-      </w:r>
-    </w:p>
-    <w:p>
-      <w:pPr>
-        <w:jc w:val="left"/>
-      </w:pPr>
-      <w:r>
-        <w:t>Für die anwaltliche Bearbeitung sollte zu diesem Punkt eine Belegspur angelegt werden: Dokument, Version, Datum, Verfasser, technische Quelle, rechtliche Relevanz und offene Rückfrage. Besonders gefährlich sind Formulierungen wie „selbstlernend“, „voll autonom“, „MDR-ready“, „sicher ohne Schutzzaun“ oder „keine personenbezogenen Daten“, wenn die technische Dokumentation das nicht trägt.</w:t>
-      </w:r>
-    </w:p>
-    <w:p>
-      <w:pPr>
-        <w:pStyle w:val="Heading3"/>
-      </w:pPr>
-      <w:r>
-        <w:rPr>
-          <w:rFonts w:ascii="Times New Roman" w:hAnsi="Times New Roman"/>
-        </w:rPr>
-        <w:t>Punkt 3</w:t>
-      </w:r>
-    </w:p>
-    <w:p>
-      <w:pPr>
-        <w:jc w:val="left"/>
-      </w:pPr>
-      <w:r>
-        <w:t>Im Gespräch mit Leonie Rottkamp, Bertram Kiendl und Jasper Rodenwald wurde deutlich, dass die Produktlinie nicht mit einer einzigen rechtlichen Schublade erfasst werden kann. Die Vellbruck Robotics GmbH liefert Hardware, Steuerungssoftware, Cloudfunktionen, Wartung und gelegentlich eine kundenspezifische Parametrisierung. Beim Betreiber Münchner Feinlogistik GmbH wurden Schutzfelder verändert, ohne dass klar ist, ob dies vom Admin-Panel gedeckt oder nur technisch möglich war. Der Pflegepilot im St.-Ludgerus-Klinikum München-Sendling verschärft die Lage, weil dort Sensorik, vulnerable Personen und medizinische Nähe zusammentreffen.</w:t>
-      </w:r>
-    </w:p>
-    <w:p>
-      <w:pPr>
-        <w:jc w:val="left"/>
-      </w:pPr>
-      <w:r>
-        <w:t>Für die anwaltliche Bearbeitung sollte zu diesem Punkt eine Belegspur angelegt werden: Dokument, Version, Datum, Verfasser, technische Quelle, rechtliche Relevanz und offene Rückfrage. Besonders gefährlich sind Formulierungen wie „selbstlernend“, „voll autonom“, „MDR-ready“, „sicher ohne Schutzzaun“ oder „keine personenbezogenen Daten“, wenn die technische Dokumentation das nicht trägt.</w:t>
-      </w:r>
-    </w:p>
-    <w:p>
-      <w:pPr>
-        <w:pStyle w:val="Heading3"/>
-      </w:pPr>
-      <w:r>
-        <w:rPr>
-          <w:rFonts w:ascii="Times New Roman" w:hAnsi="Times New Roman"/>
-        </w:rPr>
-        <w:t>Punkt 4</w:t>
-      </w:r>
-    </w:p>
-    <w:p>
-      <w:pPr>
-        <w:jc w:val="left"/>
-      </w:pPr>
-      <w:r>
-        <w:t>Im Gespräch mit Leonie Rottkamp, Bertram Kiendl und Jasper Rodenwald wurde deutlich, dass die Produktlinie nicht mit einer einzigen rechtlichen Schublade erfasst werden kann. Die Vellbruck Robotics GmbH liefert Hardware, Steuerungssoftware, Cloudfunktionen, Wartung und gelegentlich eine kundenspezifische Parametrisierung. Beim Betreiber Münchner Feinlogistik GmbH wurden Schutzfelder verändert, ohne dass klar ist, ob dies vom Admin-Panel gedeckt oder nur technisch möglich war. Der Pflegepilot im St.-Ludgerus-Klinikum München-Sendling verschärft die Lage, weil dort Sensorik, vulnerable Personen und medizinische Nähe zusammentreffen.</w:t>
-      </w:r>
-    </w:p>
-    <w:p>
-      <w:pPr>
-        <w:jc w:val="left"/>
-      </w:pPr>
-      <w:r>
-        <w:t>Für die anwaltliche Bearbeitung sollte zu diesem Punkt eine Belegspur angelegt werden: Dokument, Version, Datum, Verfasser, technische Quelle, rechtliche Relevanz und offene Rückfrage. Besonders gefährlich sind Formulierungen wie „selbstlernend“, „voll autonom“, „MDR-ready“, „sicher ohne Schutzzaun“ oder „keine personenbezogenen Daten“, wenn die technische Dokumentation das nicht trägt.</w:t>
-      </w:r>
-    </w:p>
-    <w:p>
-      <w:pPr>
-        <w:pStyle w:val="Heading3"/>
-      </w:pPr>
-      <w:r>
-        <w:rPr>
-          <w:rFonts w:ascii="Times New Roman" w:hAnsi="Times New Roman"/>
-        </w:rPr>
-        <w:t>Punkt 5</w:t>
-      </w:r>
-    </w:p>
-    <w:p>
-      <w:pPr>
-        <w:jc w:val="left"/>
-      </w:pPr>
-      <w:r>
-        <w:t>Im Gespräch mit Leonie Rottkamp, Bertram Kiendl und Jasper Rodenwald wurde deutlich, dass die Produktlinie nicht mit einer einzigen rechtlichen Schublade erfasst werden kann. Die Vellbruck Robotics GmbH liefert Hardware, Steuerungssoftware, Cloudfunktionen, Wartung und gelegentlich eine kundenspezifische Parametrisierung. Beim Betreiber Münchner Feinlogistik GmbH wurden Schutzfelder verändert, ohne dass klar ist, ob dies vom Admin-Panel gedeckt oder nur technisch möglich war. Der Pflegepilot im St.-Ludgerus-Klinikum München-Sendling verschärft die Lage, weil dort Sensorik, vulnerable Personen und medizinische Nähe zusammentreffen.</w:t>
-      </w:r>
-    </w:p>
-    <w:p>
-      <w:pPr>
-        <w:jc w:val="left"/>
-      </w:pPr>
-      <w:r>
-        <w:t>Für die anwaltliche Bearbeitung sollte zu diesem Punkt eine Belegspur angelegt werden: Dokument, Version, Datum, Verfasser, technische Quelle, rechtliche Relevanz und offene Rückfrage. Besonders gefährlich sind Formulierungen wie „selbstlernend“, „voll autonom“, „MDR-ready“, „sicher ohne Schutzzaun“ oder „keine personenbezogenen Daten“, wenn die technische Dokumentation das nicht trägt.</w:t>
-      </w:r>
-    </w:p>
-    <w:p>
-      <w:pPr>
-        <w:pStyle w:val="Heading3"/>
-      </w:pPr>
-      <w:r>
-        <w:rPr>
-          <w:rFonts w:ascii="Times New Roman" w:hAnsi="Times New Roman"/>
-        </w:rPr>
-        <w:t>Punkt 6</w:t>
-      </w:r>
-    </w:p>
-    <w:p>
-      <w:pPr>
-        <w:jc w:val="left"/>
-      </w:pPr>
-      <w:r>
-        <w:t>Im Gespräch mit Leonie Rottkamp, Bertram Kiendl und Jasper Rodenwald wurde deutlich, dass die Produktlinie nicht mit einer einzigen rechtlichen Schublade erfasst werden kann. Die Vellbruck Robotics GmbH liefert Hardware, Steuerungssoftware, Cloudfunktionen, Wartung und gelegentlich eine kundenspezifische Parametrisierung. Beim Betreiber Münchner Feinlogistik GmbH wurden Schutzfelder verändert, ohne dass klar ist, ob dies vom Admin-Panel gedeckt oder nur technisch möglich war. Der Pflegepilot im St.-Ludgerus-Klinikum München-Sendling verschärft die Lage, weil dort Sensorik, vulnerable Personen und medizinische Nähe zusammentreffen.</w:t>
-      </w:r>
-    </w:p>
-    <w:p>
-      <w:pPr>
-        <w:jc w:val="left"/>
-      </w:pPr>
-      <w:r>
-        <w:t>Für die anwaltliche Bearbeitung sollte zu diesem Punkt eine Belegspur angelegt werden: Dokument, Version, Datum, Verfasser, technische Quelle, rechtliche Relevanz und offene Rückfrage. Besonders gefährlich sind Formulierungen wie „selbstlernend“, „voll autonom“, „MDR-ready“, „sicher ohne Schutzzaun“ oder „keine personenbezogenen Daten“, wenn die technische Dokumentation das nicht trägt.</w:t>
-      </w:r>
-    </w:p>
-    <w:p>
-      <w:pPr>
-        <w:pStyle w:val="Heading3"/>
-      </w:pPr>
-      <w:r>
-        <w:rPr>
-          <w:rFonts w:ascii="Times New Roman" w:hAnsi="Times New Roman"/>
-        </w:rPr>
-        <w:t>Punkt 7</w:t>
-      </w:r>
-    </w:p>
-    <w:p>
-      <w:pPr>
-        <w:jc w:val="left"/>
-      </w:pPr>
-      <w:r>
-        <w:t>Im Gespräch mit Leonie Rottkamp, Bertram Kiendl und Jasper Rodenwald wurde deutlich, dass die Produktlinie nicht mit einer einzigen rechtlichen Schublade erfasst werden kann. Die Vellbruck Robotics GmbH liefert Hardware, Steuerungssoftware, Cloudfunktionen, Wartung und gelegentlich eine kundenspezifische Parametrisierung. Beim Betreiber Münchner Feinlogistik GmbH wurden Schutzfelder verändert, ohne dass klar ist, ob dies vom Admin-Panel gedeckt oder nur technisch möglich war. Der Pflegepilot im St.-Ludgerus-Klinikum München-Sendling verschärft die Lage, weil dort Sensorik, vulnerable Personen und medizinische Nähe zusammentreffen.</w:t>
-      </w:r>
-    </w:p>
-    <w:p>
-      <w:pPr>
-        <w:jc w:val="left"/>
-      </w:pPr>
-      <w:r>
-        <w:t>Für die anwaltliche Bearbeitung sollte zu diesem Punkt eine Belegspur angelegt werden: Dokument, Version, Datum, Verfasser, technische Quelle, rechtliche Relevanz und offene Rückfrage. Besonders gefährlich sind Formulierungen wie „selbstlernend“, „voll autonom“, „MDR-ready“, „sicher ohne Schutzzaun“ oder „keine personenbezogenen Daten“, wenn die technische Dokumentation das nicht trägt.</w:t>
+        <w:t>Die Reihenfolge ist verbindlich, weil jede spätere Entscheidung auf dem Testergebnis aufbaut; Terminplan liegt dem Vermerk als Tabelle bei.</w:t>
       </w:r>
     </w:p>
     <w:p>
@@ -338,7 +153,7 @@
         <w:pStyle w:val="ListBullet"/>
       </w:pPr>
       <w:r>
-        <w:t>Welche Firmware war am Unfalltag tatsächlich aktiv?</w:t>
+        <w:t>Liegt das Reproduktionstest-Ergebnis vor der nächsten Sitzung vor?</w:t>
       </w:r>
     </w:p>
     <w:p>
@@ -346,7 +161,7 @@
         <w:pStyle w:val="ListBullet"/>
       </w:pPr>
       <w:r>
-        <w:t>Welche Zweckbestimmung steht in der final ausgelieferten Anleitung?</w:t>
+        <w:t>Antwortet der Betreiber auf das Auskunftsverlangen?</w:t>
       </w:r>
     </w:p>
     <w:p>
@@ -354,23 +169,7 @@
         <w:pStyle w:val="ListBullet"/>
       </w:pPr>
       <w:r>
-        <w:t>Welche Schutzfeldänderungen waren technisch möglich und vertraglich erlaubt?</w:t>
-      </w:r>
-    </w:p>
-    <w:p>
-      <w:pPr>
-        <w:pStyle w:val="ListBullet"/>
-      </w:pPr>
-      <w:r>
-        <w:t>Welche personenbezogenen Daten werden lokal, in der Cloud und in Supporttickets verarbeitet?</w:t>
-      </w:r>
-    </w:p>
-    <w:p>
-      <w:pPr>
-        <w:pStyle w:val="ListBullet"/>
-      </w:pPr>
-      <w:r>
-        <w:t>Welche Aussagen wurden gegenüber Kunden, Behörde und Versicherer bereits gemacht?</w:t>
+        <w:t>Wann entscheidet der Versicherer über die Deckung?</w:t>
       </w:r>
     </w:p>
     <w:sectPr>
